--- a/Rapport_Projet_Maghreb_Steel.docx
+++ b/Rapport_Projet_Maghreb_Steel.docx
@@ -692,13 +692,13 @@
       <w:r>
         <w:t>• Statut du solveur : Optimal (la relaxation linéaire a convergé vers la solution maximale unique).</w:t>
         <w:br/>
-        <w:t>• Marge sur coût variable totale : 42 893 888 MAD (~42.9 MMAD).</w:t>
+        <w:t>• Marge sur coût variable totale : 34 122 519 MAD (~42.9 MMAD).</w:t>
         <w:br/>
-        <w:t>• Taux de service global : 88.0% (14 929 tonnes planifiées et livrées sur 16 958 tonnes demandées).</w:t>
+        <w:t>• Taux de service global : 69.9% (11 859 tonnes planifiées et livrées sur 16 958 tonnes demandées).</w:t>
         <w:br/>
         <w:t>• Tonnage refusé ou non planifié : 2 029 tonnes.</w:t>
         <w:br/>
-        <w:t>• Nombre de commandes refusées : 8 commandes sur 65.</w:t>
+        <w:t>• Nombre de commandes refusées : 16 commandes sur 65.</w:t>
       </w:r>
     </w:p>
     <w:p>
@@ -1451,7 +1451,7 @@
     </w:p>
     <w:p>
       <w:r>
-        <w:t>Le modèle a refusé de fabriquer 8 commandes du carnet d'ordres d'origine. Les raisons mathématiques exactes de ces refus ont été tracées via les variables duales (shadow prices) :</w:t>
+        <w:t>Le modèle a refusé de fabriquer 16 commandes du carnet d'ordres d'origine. Les raisons mathématiques exactes de ces refus ont été tracées via les variables duales (shadow prices) :</w:t>
         <w:br/>
         <w:t>1. CMD-032 (Famille CRC, grade DX51, semaine 1, 576 tonnes, Priorité Haute) : Refusée car le laminoir CRMB est saturé en semaine 1 (99.6%). Le modèle préfère allouer le temps limité de CRMB à des commandes générant une marge horaire plus élevée ou pour satisfaire le stock minimum requis en fin de mois.</w:t>
         <w:br/>
@@ -1508,9 +1508,9 @@
       <w:r>
         <w:t>Ce scénario simule une hausse mondiale des cours des matières premières de 10% sur tous les grades de HRC :</w:t>
         <w:br/>
-        <w:t>• Marge totale : Chute de 42 893 888 MAD à 33 171 395 MAD (soit une baisse de 9.72 MMAD, ou -22.7%).</w:t>
+        <w:t>• Marge totale : Chute de 34 122 519 MAD à 33 171 395 MAD (soit une baisse de 9.72 MMAD, ou -22.7%).</w:t>
         <w:br/>
-        <w:t>• Taux de service : Baisse à 85.2% (14 454 tonnes livrées au lieu de 14 929 tonnes).</w:t>
+        <w:t>• Taux de service : Baisse à 85.2% (14 454 tonnes livrées au lieu de 11 859 tonnes).</w:t>
         <w:br/>
         <w:t>• Commandes refusées : Passe de 8 à 9 commandes refusées. La commande additionnelle refusée est CMD-036 (HRC DEC, grade DC01, 475 tonnes, Priorité Haute). En effet, le HRC DEC ayant une marge unitaire initialement faible (produit peu transformé), l'augmentation de 10% du prix d'achat HRC DC01 annule sa rentabilité et le modèle refuse la commande.</w:t>
       </w:r>
@@ -1534,9 +1534,9 @@
       <w:r>
         <w:t>Ce scénario simule un arrêt supplémentaire pour maintenance corrective de 2 jours sur la ligne de galvanisation LGB en semaine 2 :</w:t>
         <w:br/>
-        <w:t>• Marge totale : 42 893 888 MAD (aucun changement par rapport à la base).</w:t>
+        <w:t>• Marge totale : 34 122 519 MAD (aucun changement par rapport à la base).</w:t>
         <w:br/>
-        <w:t>• Taux de service : 88.0% (aucun changement).</w:t>
+        <w:t>• Taux de service : 69.9% (aucun changement).</w:t>
         <w:br/>
         <w:t>• Explication : L'utilisation de LGB en semaine 2 passe de 55.1% à 77.1%. La capacité nette de LGB en S2, bien que réduite par l'arrêt de 2 jours (capacité restante = 5 jours), reste supérieure à la charge de production requise pour le plan de marche optimal. LGB dispose d'une marge de surcapacité structurelle suffisante pour tolérer cette panne sans pénaliser les ventes.</w:t>
       </w:r>
@@ -1566,7 +1566,7 @@
         <w:br/>
         <w:t>• Taux de service : Passe à 88.2% (15 229 tonnes livrées, soit +300 tonnes par rapport à la base).</w:t>
         <w:br/>
-        <w:t>• Commandes refusées : Toujours 8 commandes (les mêmes que dans le cas de base).</w:t>
+        <w:t>• Commandes refusées : Toujours 16 commandes (les mêmes que dans le cas de base).</w:t>
         <w:br/>
         <w:t>• Routage et adaptation des flux : Les goulots CRMB et LGA en S1 étant saturés à 100%, le modèle a réorganisé les routages de manière globale. Il a activé le laminoir CRMA (utilisation passant de 0% à 5.1%) et a décalé des tonnages sur la ligne de galvanisation LGB en semaine 1 (dont l'utilisation passe de 77.4% à 84.9%). Cette réorganisation démontre l'intérêt stratégique de disposer d'un modèle d'optimisation global capable de recalculer des flux complexes en quelques secondes.</w:t>
       </w:r>
@@ -2164,7 +2164,7 @@
         <w:ind w:left="360"/>
       </w:pPr>
       <w:r>
-        <w:t>Marge totale = 42 893 888 MAD, taux de service global = 88.0% (14 929 T livrées sur 16 958 T demandées), 8 commandes refusées.</w:t>
+        <w:t>Marge totale = 34 122 519 MAD, taux de service global = 69.9% (11 859 T livrées sur 16 958 T demandées), 16 commandes refusées.</w:t>
       </w:r>
     </w:p>
     <w:p>
@@ -2513,7 +2513,7 @@
         <w:ind w:left="360"/>
       </w:pPr>
       <w:r>
-        <w:t>Aucun impact sur la marge (42 893 888 MAD) ni sur le taux de service. L'utilisation de LGB en S2 passe de 55.1% à 77.1%. La surcapacité disponible sur LGB permet d'absorber la panne sans impact.</w:t>
+        <w:t>Aucun impact sur la marge (34 122 519 MAD) ni sur le taux de service. L'utilisation de LGB en S2 passe de 55.1% à 77.1%. La surcapacité disponible sur LGB permet d'absorber la panne sans impact.</w:t>
       </w:r>
     </w:p>
     <w:p>
